--- a/p12_SRS.docx
+++ b/p12_SRS.docx
@@ -5735,23 +5735,7 @@
           <w:rFonts w:ascii="Times New Roman" w:hAnsi="Times New Roman" w:cs="Times New Roman"/>
           <w:lang w:val="en-IN"/>
         </w:rPr>
-        <w:t>Add new skills to the system (e.g., “Graphic Design</w:t>
-      </w:r>
-      <w:proofErr w:type="gramStart"/>
-      <w:r>
-        <w:rPr>
-          <w:rFonts w:ascii="Times New Roman" w:hAnsi="Times New Roman" w:cs="Times New Roman"/>
-          <w:lang w:val="en-IN"/>
-        </w:rPr>
-        <w:t>”,</w:t>
-      </w:r>
-      <w:proofErr w:type="gramEnd"/>
-      <w:r>
-        <w:rPr>
-          <w:rFonts w:ascii="Times New Roman" w:hAnsi="Times New Roman" w:cs="Times New Roman"/>
-          <w:lang w:val="en-IN"/>
-        </w:rPr>
-        <w:t xml:space="preserve"> “Python Development”).</w:t>
+        <w:t>Add new skills to the system (e.g., “Graphic Design”, “Python Development”).</w:t>
       </w:r>
       <w:r>
         <w:rPr>
@@ -9931,25 +9915,7 @@
           <w:szCs w:val="22"/>
           <w:lang w:val="en-IN" w:eastAsia="en-IN"/>
         </w:rPr>
-        <w:t xml:space="preserve">Only the vendor who posted the requirement can </w:t>
-      </w:r>
-      <w:proofErr w:type="gramStart"/>
-      <w:r>
-        <w:rPr>
-          <w:sz w:val="22"/>
-          <w:szCs w:val="22"/>
-          <w:lang w:val="en-IN" w:eastAsia="en-IN"/>
-        </w:rPr>
-        <w:t>make a selection</w:t>
-      </w:r>
-      <w:proofErr w:type="gramEnd"/>
-      <w:r>
-        <w:rPr>
-          <w:sz w:val="22"/>
-          <w:szCs w:val="22"/>
-          <w:lang w:val="en-IN" w:eastAsia="en-IN"/>
-        </w:rPr>
-        <w:t>.</w:t>
+        <w:t>Only the vendor who posted the requirement can make a selection.</w:t>
       </w:r>
     </w:p>
     <w:p>
@@ -14249,23 +14215,7 @@
           <w:sz w:val="22"/>
           <w:szCs w:val="22"/>
         </w:rPr>
-        <w:t xml:space="preserve">Enables clients to track the </w:t>
-      </w:r>
-      <w:proofErr w:type="gramStart"/>
-      <w:r>
-        <w:rPr>
-          <w:sz w:val="22"/>
-          <w:szCs w:val="22"/>
-        </w:rPr>
-        <w:t>current status</w:t>
-      </w:r>
-      <w:proofErr w:type="gramEnd"/>
-      <w:r>
-        <w:rPr>
-          <w:sz w:val="22"/>
-          <w:szCs w:val="22"/>
-        </w:rPr>
-        <w:t xml:space="preserve"> of their active tasks with vendors.</w:t>
+        <w:t>Enables clients to track the current status of their active tasks with vendors.</w:t>
       </w:r>
     </w:p>
     <w:p>
@@ -18068,7 +18018,7 @@
                                     <pic:cNvPicPr/>
                                   </pic:nvPicPr>
                                   <pic:blipFill>
-                                    <a:blip r:embed="rId8">
+                                    <a:blip r:embed="rId9">
                                       <a:extLst>
                                         <a:ext uri="{28A0092B-C50C-407E-A947-70E740481C1C}">
                                           <a14:useLocalDpi xmlns:a14="http://schemas.microsoft.com/office/drawing/2010/main" val="0"/>
@@ -18592,7 +18542,7 @@
                                           <pic:cNvPicPr/>
                                         </pic:nvPicPr>
                                         <pic:blipFill>
-                                          <a:blip r:embed="rId9">
+                                          <a:blip r:embed="rId10">
                                             <a:extLst>
                                               <a:ext uri="{28A0092B-C50C-407E-A947-70E740481C1C}">
                                                 <a14:useLocalDpi xmlns:a14="http://schemas.microsoft.com/office/drawing/2010/main" val="0"/>
@@ -18665,7 +18615,7 @@
                                     <pic:cNvPicPr/>
                                   </pic:nvPicPr>
                                   <pic:blipFill>
-                                    <a:blip r:embed="rId9">
+                                    <a:blip r:embed="rId11">
                                       <a:extLst>
                                         <a:ext uri="{28A0092B-C50C-407E-A947-70E740481C1C}">
                                           <a14:useLocalDpi xmlns:a14="http://schemas.microsoft.com/office/drawing/2010/main" val="0"/>
@@ -19319,7 +19269,7 @@
                                           <pic:cNvPicPr/>
                                         </pic:nvPicPr>
                                         <pic:blipFill>
-                                          <a:blip r:embed="rId10">
+                                          <a:blip r:embed="rId12">
                                             <a:extLst>
                                               <a:ext uri="{28A0092B-C50C-407E-A947-70E740481C1C}">
                                                 <a14:useLocalDpi xmlns:a14="http://schemas.microsoft.com/office/drawing/2010/main" val="0"/>
@@ -19401,7 +19351,7 @@
                                     <pic:cNvPicPr/>
                                   </pic:nvPicPr>
                                   <pic:blipFill>
-                                    <a:blip r:embed="rId10">
+                                    <a:blip r:embed="rId13">
                                       <a:extLst>
                                         <a:ext uri="{28A0092B-C50C-407E-A947-70E740481C1C}">
                                           <a14:useLocalDpi xmlns:a14="http://schemas.microsoft.com/office/drawing/2010/main" val="0"/>
@@ -19701,39 +19651,7 @@
           <w:szCs w:val="22"/>
           <w:lang w:val="en-US"/>
         </w:rPr>
-        <w:t xml:space="preserve">. In </w:t>
-      </w:r>
-      <w:r>
-        <w:rPr>
-          <w:sz w:val="22"/>
-          <w:szCs w:val="22"/>
-          <w:lang w:val="en-US"/>
-        </w:rPr>
-        <w:t>Client</w:t>
-      </w:r>
-      <w:r>
-        <w:rPr>
-          <w:sz w:val="22"/>
-          <w:szCs w:val="22"/>
-          <w:lang w:val="en-US"/>
-        </w:rPr>
-        <w:t xml:space="preserve"> use case diagram </w:t>
-      </w:r>
-      <w:r>
-        <w:rPr>
-          <w:sz w:val="22"/>
-          <w:szCs w:val="22"/>
-          <w:lang w:val="en-US"/>
-        </w:rPr>
-        <w:t>Client</w:t>
-      </w:r>
-      <w:r>
-        <w:rPr>
-          <w:sz w:val="22"/>
-          <w:szCs w:val="22"/>
-          <w:lang w:val="en-US"/>
-        </w:rPr>
-        <w:t xml:space="preserve"> is the Actor.</w:t>
+        <w:t>. In Client use case diagram Client is the Actor.</w:t>
       </w:r>
     </w:p>
     <w:p>
@@ -20017,6 +19935,12 @@
         </w:rPr>
         <w:t xml:space="preserve"> Proposal</w:t>
       </w:r>
+      <w:r>
+        <w:rPr>
+          <w:rFonts w:ascii="Times New Roman" w:hAnsi="Times New Roman" w:cs="Times New Roman"/>
+        </w:rPr>
+        <w:t xml:space="preserve">  </w:t>
+      </w:r>
     </w:p>
     <w:p>
       <w:pPr>
@@ -20032,10 +19956,10 @@
       </w:pPr>
     </w:p>
     <w:sectPr>
-      <w:headerReference w:type="default" r:id="rId11"/>
-      <w:footerReference w:type="default" r:id="rId12"/>
-      <w:headerReference w:type="first" r:id="rId13"/>
-      <w:footerReference w:type="first" r:id="rId14"/>
+      <w:headerReference w:type="default" r:id="rId14"/>
+      <w:footerReference w:type="default" r:id="rId15"/>
+      <w:headerReference w:type="first" r:id="rId16"/>
+      <w:footerReference w:type="first" r:id="rId17"/>
       <w:endnotePr>
         <w:numFmt w:val="decimal"/>
       </w:endnotePr>
@@ -41604,6 +41528,7 @@
   <w:style w:type="character" w:default="1" w:styleId="DefaultParagraphFont">
     <w:name w:val="Default Paragraph Font"/>
     <w:uiPriority w:val="1"/>
+    <w:semiHidden/>
     <w:unhideWhenUsed/>
   </w:style>
   <w:style w:type="table" w:default="1" w:styleId="TableNormal">
